--- a/TIM Pluo/Organisation du TIM.docx
+++ b/TIM Pluo/Organisation du TIM.docx
@@ -3,13 +3,94 @@
 <w:document xmlns:wpc="http://schemas.microsoft.com/office/word/2010/wordprocessingCanvas" xmlns:cx="http://schemas.microsoft.com/office/drawing/2014/chartex" xmlns:cx1="http://schemas.microsoft.com/office/drawing/2015/9/8/chartex" xmlns:cx2="http://schemas.microsoft.com/office/drawing/2015/10/21/chartex" xmlns:cx3="http://schemas.microsoft.com/office/drawing/2016/5/9/chartex" xmlns:cx4="http://schemas.microsoft.com/office/drawing/2016/5/10/chartex" xmlns:cx5="http://schemas.microsoft.com/office/drawing/2016/5/11/chartex" xmlns:cx6="http://schemas.microsoft.com/office/drawing/2016/5/12/chartex" xmlns:cx7="http://schemas.microsoft.com/office/drawing/2016/5/13/chartex" xmlns:cx8="http://schemas.microsoft.com/office/drawing/2016/5/14/chartex" xmlns:mc="http://schemas.openxmlformats.org/markup-compatibility/2006" xmlns:aink="http://schemas.microsoft.com/office/drawing/2016/ink" xmlns:am3d="http://schemas.microsoft.com/office/drawing/2017/model3d" xmlns:o="urn:schemas-microsoft-com:office:office" xmlns:oel="http://schemas.microsoft.com/office/2019/extlst" xmlns:r="http://schemas.openxmlformats.org/officeDocument/2006/relationships" xmlns:m="http://schemas.openxmlformats.org/officeDocument/2006/math" xmlns:v="urn:schemas-microsoft-com:vml" xmlns:wp14="http://schemas.microsoft.com/office/word/2010/wordprocessingDrawing" xmlns:wp="http://schemas.openxmlformats.org/drawingml/2006/wordprocessingDrawing" xmlns:w10="urn:schemas-microsoft-com:office:word" xmlns:w="http://schemas.openxmlformats.org/wordprocessingml/2006/main" xmlns:w14="http://schemas.microsoft.com/office/word/2010/wordml" xmlns:w15="http://schemas.microsoft.com/office/word/2012/wordml" xmlns:w16cex="http://schemas.microsoft.com/office/word/2018/wordml/cex" xmlns:w16cid="http://schemas.microsoft.com/office/word/2016/wordml/cid" xmlns:w16="http://schemas.microsoft.com/office/word/2018/wordml" xmlns:w16du="http://schemas.microsoft.com/office/word/2023/wordml/word16du" xmlns:w16sdtdh="http://schemas.microsoft.com/office/word/2020/wordml/sdtdatahash" xmlns:w16sdtfl="http://schemas.microsoft.com/office/word/2024/wordml/sdtformatlock" xmlns:w16se="http://schemas.microsoft.com/office/word/2015/wordml/symex" xmlns:wpg="http://schemas.microsoft.com/office/word/2010/wordprocessingGroup" xmlns:wpi="http://schemas.microsoft.com/office/word/2010/wordprocessingInk" xmlns:wne="http://schemas.microsoft.com/office/word/2006/wordml" xmlns:wps="http://schemas.microsoft.com/office/word/2010/wordprocessingShape" mc:Ignorable="w14 w15 w16se w16cid w16 w16cex w16sdtdh w16sdtfl w16du wp14">
   <w:body>
     <w:p>
+      <w:pPr>
+        <w:pStyle w:val="Titre1"/>
+        <w:numPr>
+          <w:ilvl w:val="0"/>
+          <w:numId w:val="1"/>
+        </w:numPr>
+      </w:pPr>
+      <w:r>
+        <w:t xml:space="preserve">Me présenter </w:t>
+      </w:r>
+    </w:p>
+    <w:p>
+      <w:pPr>
+        <w:pStyle w:val="Titre1"/>
+        <w:numPr>
+          <w:ilvl w:val="0"/>
+          <w:numId w:val="1"/>
+        </w:numPr>
+      </w:pPr>
+      <w:r>
+        <w:t>Le contexte</w:t>
+      </w:r>
+    </w:p>
+    <w:p>
+      <w:pPr>
+        <w:pStyle w:val="Titre2"/>
+        <w:numPr>
+          <w:ilvl w:val="0"/>
+          <w:numId w:val="1"/>
+        </w:numPr>
+      </w:pPr>
       <w:r>
         <w:t xml:space="preserve">Présenter Pluo </w:t>
       </w:r>
     </w:p>
     <w:p>
-      <w:r>
-        <w:t>Présenter leurs besoins</w:t>
+      <w:pPr>
+        <w:pStyle w:val="Titre3"/>
+        <w:numPr>
+          <w:ilvl w:val="1"/>
+          <w:numId w:val="1"/>
+        </w:numPr>
+      </w:pPr>
+      <w:r>
+        <w:t>Secteur d’activité</w:t>
+      </w:r>
+    </w:p>
+    <w:p>
+      <w:pPr>
+        <w:pStyle w:val="Titre3"/>
+        <w:numPr>
+          <w:ilvl w:val="1"/>
+          <w:numId w:val="1"/>
+        </w:numPr>
+      </w:pPr>
+      <w:r>
+        <w:t>Leurs expertises</w:t>
+      </w:r>
+    </w:p>
+    <w:p>
+      <w:pPr>
+        <w:pStyle w:val="Titre3"/>
+        <w:numPr>
+          <w:ilvl w:val="1"/>
+          <w:numId w:val="1"/>
+        </w:numPr>
+      </w:pPr>
+      <w:r>
+        <w:t xml:space="preserve">Cadre </w:t>
+      </w:r>
+      <w:proofErr w:type="spellStart"/>
+      <w:r>
+        <w:t>Walhub</w:t>
+      </w:r>
+      <w:proofErr w:type="spellEnd"/>
+    </w:p>
+    <w:p>
+      <w:r>
+        <w:t xml:space="preserve">Présenter </w:t>
+      </w:r>
+      <w:r>
+        <w:t xml:space="preserve">Le </w:t>
+      </w:r>
+      <w:r>
+        <w:t>besoins</w:t>
+      </w:r>
+      <w:r>
+        <w:t xml:space="preserve"> du client</w:t>
       </w:r>
     </w:p>
     <w:p>
@@ -26,6 +107,9 @@
       <w:r>
         <w:t>Les possible amélioration</w:t>
       </w:r>
+      <w:r>
+        <w:t>s</w:t>
+      </w:r>
     </w:p>
     <w:p>
       <w:r>
@@ -36,6 +120,633 @@
       <w:r>
         <w:t xml:space="preserve"> </w:t>
       </w:r>
+    </w:p>
+    <w:p>
+      <w:pPr>
+        <w:pStyle w:val="NormalWeb"/>
+      </w:pPr>
+      <w:proofErr w:type="gramStart"/>
+      <w:r>
+        <w:rPr>
+          <w:rFonts w:hAnsi="Symbol"/>
+        </w:rPr>
+        <w:t></w:t>
+      </w:r>
+      <w:r>
+        <w:t xml:space="preserve">  </w:t>
+      </w:r>
+      <w:proofErr w:type="spellStart"/>
+      <w:r>
+        <w:rPr>
+          <w:rStyle w:val="lev"/>
+          <w:rFonts w:eastAsiaTheme="majorEastAsia"/>
+        </w:rPr>
+        <w:t>Contexte</w:t>
+      </w:r>
+      <w:proofErr w:type="spellEnd"/>
+      <w:proofErr w:type="gramEnd"/>
+      <w:r>
+        <w:rPr>
+          <w:rStyle w:val="lev"/>
+          <w:rFonts w:eastAsiaTheme="majorEastAsia"/>
+        </w:rPr>
+        <w:t xml:space="preserve"> &amp; cadre</w:t>
+      </w:r>
+    </w:p>
+    <w:p>
+      <w:pPr>
+        <w:pStyle w:val="NormalWeb"/>
+        <w:numPr>
+          <w:ilvl w:val="0"/>
+          <w:numId w:val="2"/>
+        </w:numPr>
+      </w:pPr>
+      <w:proofErr w:type="spellStart"/>
+      <w:r>
+        <w:t>Contexte</w:t>
+      </w:r>
+      <w:proofErr w:type="spellEnd"/>
+      <w:r>
+        <w:t xml:space="preserve"> du </w:t>
+      </w:r>
+      <w:proofErr w:type="spellStart"/>
+      <w:r>
+        <w:t>stage</w:t>
+      </w:r>
+      <w:proofErr w:type="spellEnd"/>
+    </w:p>
+    <w:p>
+      <w:pPr>
+        <w:pStyle w:val="NormalWeb"/>
+        <w:numPr>
+          <w:ilvl w:val="0"/>
+          <w:numId w:val="2"/>
+        </w:numPr>
+        <w:rPr>
+          <w:lang w:val="fr-FR"/>
+        </w:rPr>
+      </w:pPr>
+      <w:r>
+        <w:rPr>
+          <w:lang w:val="fr-FR"/>
+        </w:rPr>
+        <w:t xml:space="preserve">Cadre </w:t>
+      </w:r>
+      <w:proofErr w:type="spellStart"/>
+      <w:r>
+        <w:rPr>
+          <w:rStyle w:val="lev"/>
+          <w:rFonts w:eastAsiaTheme="majorEastAsia"/>
+          <w:lang w:val="fr-FR"/>
+        </w:rPr>
+        <w:t>WalHub</w:t>
+      </w:r>
+      <w:proofErr w:type="spellEnd"/>
+      <w:r>
+        <w:rPr>
+          <w:lang w:val="fr-FR"/>
+        </w:rPr>
+        <w:t xml:space="preserve"> (rôle / contraintes / collaboration)</w:t>
+      </w:r>
+    </w:p>
+    <w:p>
+      <w:pPr>
+        <w:pStyle w:val="NormalWeb"/>
+      </w:pPr>
+      <w:proofErr w:type="gramStart"/>
+      <w:r>
+        <w:rPr>
+          <w:rFonts w:hAnsi="Symbol"/>
+        </w:rPr>
+        <w:t></w:t>
+      </w:r>
+      <w:r>
+        <w:t xml:space="preserve">  </w:t>
+      </w:r>
+      <w:proofErr w:type="spellStart"/>
+      <w:r>
+        <w:rPr>
+          <w:rStyle w:val="lev"/>
+          <w:rFonts w:eastAsiaTheme="majorEastAsia"/>
+        </w:rPr>
+        <w:t>Présentation</w:t>
+      </w:r>
+      <w:proofErr w:type="spellEnd"/>
+      <w:proofErr w:type="gramEnd"/>
+      <w:r>
+        <w:rPr>
+          <w:rStyle w:val="lev"/>
+          <w:rFonts w:eastAsiaTheme="majorEastAsia"/>
+        </w:rPr>
+        <w:t xml:space="preserve"> de </w:t>
+      </w:r>
+      <w:proofErr w:type="spellStart"/>
+      <w:r>
+        <w:rPr>
+          <w:rStyle w:val="lev"/>
+          <w:rFonts w:eastAsiaTheme="majorEastAsia"/>
+        </w:rPr>
+        <w:t>PluO</w:t>
+      </w:r>
+      <w:proofErr w:type="spellEnd"/>
+    </w:p>
+    <w:p>
+      <w:pPr>
+        <w:pStyle w:val="NormalWeb"/>
+        <w:numPr>
+          <w:ilvl w:val="0"/>
+          <w:numId w:val="3"/>
+        </w:numPr>
+      </w:pPr>
+      <w:proofErr w:type="spellStart"/>
+      <w:r>
+        <w:t>Secteur</w:t>
+      </w:r>
+      <w:proofErr w:type="spellEnd"/>
+      <w:r>
+        <w:t xml:space="preserve"> </w:t>
+      </w:r>
+      <w:proofErr w:type="spellStart"/>
+      <w:r>
+        <w:t>d’activité</w:t>
+      </w:r>
+      <w:proofErr w:type="spellEnd"/>
+    </w:p>
+    <w:p>
+      <w:pPr>
+        <w:pStyle w:val="NormalWeb"/>
+        <w:numPr>
+          <w:ilvl w:val="0"/>
+          <w:numId w:val="3"/>
+        </w:numPr>
+      </w:pPr>
+      <w:proofErr w:type="spellStart"/>
+      <w:r>
+        <w:t>Expertises</w:t>
+      </w:r>
+      <w:proofErr w:type="spellEnd"/>
+      <w:r>
+        <w:t xml:space="preserve"> / </w:t>
+      </w:r>
+      <w:proofErr w:type="spellStart"/>
+      <w:r>
+        <w:t>process</w:t>
+      </w:r>
+      <w:proofErr w:type="spellEnd"/>
+      <w:r>
+        <w:t xml:space="preserve"> / </w:t>
+      </w:r>
+      <w:proofErr w:type="spellStart"/>
+      <w:r>
+        <w:t>typologie</w:t>
+      </w:r>
+      <w:proofErr w:type="spellEnd"/>
+      <w:r>
+        <w:t xml:space="preserve"> de </w:t>
+      </w:r>
+      <w:proofErr w:type="spellStart"/>
+      <w:r>
+        <w:t>projets</w:t>
+      </w:r>
+      <w:proofErr w:type="spellEnd"/>
+    </w:p>
+    <w:p>
+      <w:pPr>
+        <w:pStyle w:val="NormalWeb"/>
+      </w:pPr>
+      <w:proofErr w:type="gramStart"/>
+      <w:r>
+        <w:rPr>
+          <w:rFonts w:hAnsi="Symbol"/>
+        </w:rPr>
+        <w:t></w:t>
+      </w:r>
+      <w:r>
+        <w:t xml:space="preserve">  </w:t>
+      </w:r>
+      <w:r>
+        <w:rPr>
+          <w:rStyle w:val="lev"/>
+          <w:rFonts w:eastAsiaTheme="majorEastAsia"/>
+        </w:rPr>
+        <w:t>Besoin</w:t>
+      </w:r>
+      <w:proofErr w:type="gramEnd"/>
+      <w:r>
+        <w:rPr>
+          <w:rStyle w:val="lev"/>
+          <w:rFonts w:eastAsiaTheme="majorEastAsia"/>
+        </w:rPr>
+        <w:t xml:space="preserve"> </w:t>
+      </w:r>
+      <w:proofErr w:type="spellStart"/>
+      <w:r>
+        <w:rPr>
+          <w:rStyle w:val="lev"/>
+          <w:rFonts w:eastAsiaTheme="majorEastAsia"/>
+        </w:rPr>
+        <w:t>client</w:t>
+      </w:r>
+      <w:proofErr w:type="spellEnd"/>
+      <w:r>
+        <w:rPr>
+          <w:rStyle w:val="lev"/>
+          <w:rFonts w:eastAsiaTheme="majorEastAsia"/>
+        </w:rPr>
+        <w:t xml:space="preserve"> &amp; </w:t>
+      </w:r>
+      <w:proofErr w:type="spellStart"/>
+      <w:r>
+        <w:rPr>
+          <w:rStyle w:val="lev"/>
+          <w:rFonts w:eastAsiaTheme="majorEastAsia"/>
+        </w:rPr>
+        <w:t>données</w:t>
+      </w:r>
+      <w:proofErr w:type="spellEnd"/>
+      <w:r>
+        <w:rPr>
+          <w:rStyle w:val="lev"/>
+          <w:rFonts w:eastAsiaTheme="majorEastAsia"/>
+        </w:rPr>
+        <w:t xml:space="preserve"> disponibles</w:t>
+      </w:r>
+    </w:p>
+    <w:p>
+      <w:pPr>
+        <w:pStyle w:val="NormalWeb"/>
+        <w:numPr>
+          <w:ilvl w:val="0"/>
+          <w:numId w:val="4"/>
+        </w:numPr>
+      </w:pPr>
+      <w:r>
+        <w:t xml:space="preserve">Besoin / </w:t>
+      </w:r>
+      <w:proofErr w:type="spellStart"/>
+      <w:r>
+        <w:t>problématique</w:t>
+      </w:r>
+      <w:proofErr w:type="spellEnd"/>
+    </w:p>
+    <w:p>
+      <w:pPr>
+        <w:pStyle w:val="NormalWeb"/>
+        <w:numPr>
+          <w:ilvl w:val="0"/>
+          <w:numId w:val="4"/>
+        </w:numPr>
+        <w:rPr>
+          <w:lang w:val="fr-FR"/>
+        </w:rPr>
+      </w:pPr>
+      <w:r>
+        <w:rPr>
+          <w:lang w:val="fr-FR"/>
+        </w:rPr>
+        <w:t>Données à disposition (PDF/DXF, images, STL, Excel, textes…)</w:t>
+      </w:r>
+    </w:p>
+    <w:p>
+      <w:pPr>
+        <w:pStyle w:val="NormalWeb"/>
+        <w:numPr>
+          <w:ilvl w:val="0"/>
+          <w:numId w:val="4"/>
+        </w:numPr>
+        <w:rPr>
+          <w:lang w:val="fr-FR"/>
+        </w:rPr>
+      </w:pPr>
+      <w:r>
+        <w:rPr>
+          <w:lang w:val="fr-FR"/>
+        </w:rPr>
+        <w:t>Limites/qualité des données (si tu veux l’annoncer ici)</w:t>
+      </w:r>
+    </w:p>
+    <w:p>
+      <w:pPr>
+        <w:pStyle w:val="NormalWeb"/>
+      </w:pPr>
+      <w:proofErr w:type="gramStart"/>
+      <w:r>
+        <w:rPr>
+          <w:rFonts w:hAnsi="Symbol"/>
+        </w:rPr>
+        <w:t></w:t>
+      </w:r>
+      <w:r>
+        <w:t xml:space="preserve">  </w:t>
+      </w:r>
+      <w:proofErr w:type="spellStart"/>
+      <w:r>
+        <w:rPr>
+          <w:rStyle w:val="lev"/>
+          <w:rFonts w:eastAsiaTheme="majorEastAsia"/>
+        </w:rPr>
+        <w:t>Travaux</w:t>
+      </w:r>
+      <w:proofErr w:type="spellEnd"/>
+      <w:proofErr w:type="gramEnd"/>
+      <w:r>
+        <w:rPr>
+          <w:rStyle w:val="lev"/>
+          <w:rFonts w:eastAsiaTheme="majorEastAsia"/>
+        </w:rPr>
+        <w:t xml:space="preserve"> </w:t>
+      </w:r>
+      <w:proofErr w:type="spellStart"/>
+      <w:r>
+        <w:rPr>
+          <w:rStyle w:val="lev"/>
+          <w:rFonts w:eastAsiaTheme="majorEastAsia"/>
+        </w:rPr>
+        <w:t>réalisés</w:t>
+      </w:r>
+      <w:proofErr w:type="spellEnd"/>
+    </w:p>
+    <w:p>
+      <w:pPr>
+        <w:pStyle w:val="NormalWeb"/>
+        <w:numPr>
+          <w:ilvl w:val="0"/>
+          <w:numId w:val="5"/>
+        </w:numPr>
+        <w:rPr>
+          <w:lang w:val="fr-FR"/>
+        </w:rPr>
+      </w:pPr>
+      <w:r>
+        <w:rPr>
+          <w:lang w:val="fr-FR"/>
+        </w:rPr>
+        <w:t>Ce que tu as mis en place (pipeline, extraction, estimation, format de sortie)</w:t>
+      </w:r>
+    </w:p>
+    <w:p>
+      <w:pPr>
+        <w:pStyle w:val="NormalWeb"/>
+        <w:numPr>
+          <w:ilvl w:val="0"/>
+          <w:numId w:val="5"/>
+        </w:numPr>
+        <w:rPr>
+          <w:lang w:val="fr-FR"/>
+        </w:rPr>
+      </w:pPr>
+      <w:r>
+        <w:rPr>
+          <w:lang w:val="fr-FR"/>
+        </w:rPr>
+        <w:t>Résultats / exemple(s) rapide(s) si tu en montres</w:t>
+      </w:r>
+    </w:p>
+    <w:p>
+      <w:pPr>
+        <w:pStyle w:val="NormalWeb"/>
+      </w:pPr>
+      <w:proofErr w:type="gramStart"/>
+      <w:r>
+        <w:rPr>
+          <w:rFonts w:hAnsi="Symbol"/>
+        </w:rPr>
+        <w:t></w:t>
+      </w:r>
+      <w:r>
+        <w:t xml:space="preserve">  </w:t>
+      </w:r>
+      <w:r>
+        <w:rPr>
+          <w:rStyle w:val="lev"/>
+          <w:rFonts w:eastAsiaTheme="majorEastAsia"/>
+        </w:rPr>
+        <w:t>Bilan</w:t>
+      </w:r>
+      <w:proofErr w:type="gramEnd"/>
+      <w:r>
+        <w:rPr>
+          <w:rStyle w:val="lev"/>
+          <w:rFonts w:eastAsiaTheme="majorEastAsia"/>
+        </w:rPr>
+        <w:t xml:space="preserve">, </w:t>
+      </w:r>
+      <w:proofErr w:type="spellStart"/>
+      <w:r>
+        <w:rPr>
+          <w:rStyle w:val="lev"/>
+          <w:rFonts w:eastAsiaTheme="majorEastAsia"/>
+        </w:rPr>
+        <w:t>défis</w:t>
+      </w:r>
+      <w:proofErr w:type="spellEnd"/>
+      <w:r>
+        <w:rPr>
+          <w:rStyle w:val="lev"/>
+          <w:rFonts w:eastAsiaTheme="majorEastAsia"/>
+        </w:rPr>
+        <w:t xml:space="preserve"> &amp; </w:t>
+      </w:r>
+      <w:proofErr w:type="spellStart"/>
+      <w:r>
+        <w:rPr>
+          <w:rStyle w:val="lev"/>
+          <w:rFonts w:eastAsiaTheme="majorEastAsia"/>
+        </w:rPr>
+        <w:t>perspectives</w:t>
+      </w:r>
+      <w:proofErr w:type="spellEnd"/>
+    </w:p>
+    <w:p>
+      <w:pPr>
+        <w:pStyle w:val="NormalWeb"/>
+        <w:numPr>
+          <w:ilvl w:val="0"/>
+          <w:numId w:val="6"/>
+        </w:numPr>
+      </w:pPr>
+      <w:proofErr w:type="spellStart"/>
+      <w:r>
+        <w:lastRenderedPageBreak/>
+        <w:t>Défis</w:t>
+      </w:r>
+      <w:proofErr w:type="spellEnd"/>
+      <w:r>
+        <w:t xml:space="preserve"> </w:t>
+      </w:r>
+      <w:proofErr w:type="spellStart"/>
+      <w:r>
+        <w:t>rencontrés</w:t>
+      </w:r>
+      <w:proofErr w:type="spellEnd"/>
+    </w:p>
+    <w:p>
+      <w:pPr>
+        <w:pStyle w:val="NormalWeb"/>
+        <w:numPr>
+          <w:ilvl w:val="0"/>
+          <w:numId w:val="6"/>
+        </w:numPr>
+      </w:pPr>
+      <w:proofErr w:type="spellStart"/>
+      <w:r>
+        <w:t>Améliorations</w:t>
+      </w:r>
+      <w:proofErr w:type="spellEnd"/>
+      <w:r>
+        <w:t xml:space="preserve"> </w:t>
+      </w:r>
+      <w:proofErr w:type="spellStart"/>
+      <w:r>
+        <w:t>possibles</w:t>
+      </w:r>
+      <w:proofErr w:type="spellEnd"/>
+      <w:r>
+        <w:t xml:space="preserve"> / </w:t>
+      </w:r>
+      <w:proofErr w:type="spellStart"/>
+      <w:r>
+        <w:t>prochaines</w:t>
+      </w:r>
+      <w:proofErr w:type="spellEnd"/>
+      <w:r>
+        <w:t xml:space="preserve"> </w:t>
+      </w:r>
+      <w:proofErr w:type="spellStart"/>
+      <w:r>
+        <w:t>étapes</w:t>
+      </w:r>
+      <w:proofErr w:type="spellEnd"/>
+    </w:p>
+    <w:p>
+      <w:pPr>
+        <w:pStyle w:val="NormalWeb"/>
+        <w:numPr>
+          <w:ilvl w:val="0"/>
+          <w:numId w:val="6"/>
+        </w:numPr>
+      </w:pPr>
+      <w:proofErr w:type="spellStart"/>
+      <w:r>
+        <w:t>Conclusion</w:t>
+      </w:r>
+      <w:proofErr w:type="spellEnd"/>
+      <w:r>
+        <w:t xml:space="preserve"> &amp; </w:t>
+      </w:r>
+      <w:proofErr w:type="spellStart"/>
+      <w:r>
+        <w:t>questions</w:t>
+      </w:r>
+      <w:proofErr w:type="spellEnd"/>
+    </w:p>
+    <w:p>
+      <w:pPr>
+        <w:pStyle w:val="NormalWeb"/>
+      </w:pPr>
+      <w:proofErr w:type="spellStart"/>
+      <w:proofErr w:type="gramStart"/>
+      <w:r>
+        <w:t>Défis</w:t>
+      </w:r>
+      <w:proofErr w:type="spellEnd"/>
+      <w:r>
+        <w:t xml:space="preserve"> :</w:t>
+      </w:r>
+      <w:proofErr w:type="gramEnd"/>
+    </w:p>
+    <w:p>
+      <w:pPr>
+        <w:pStyle w:val="NormalWeb"/>
+        <w:rPr>
+          <w:lang w:val="fr-FR"/>
+        </w:rPr>
+      </w:pPr>
+      <w:r>
+        <w:rPr>
+          <w:lang w:val="fr-FR"/>
+        </w:rPr>
+        <w:t xml:space="preserve">Le poids des fichier STL </w:t>
+      </w:r>
+    </w:p>
+    <w:p>
+      <w:pPr>
+        <w:pStyle w:val="NormalWeb"/>
+        <w:rPr>
+          <w:lang w:val="fr-FR"/>
+        </w:rPr>
+      </w:pPr>
+      <w:r>
+        <w:rPr>
+          <w:lang w:val="fr-FR"/>
+        </w:rPr>
+        <w:tab/>
+        <w:t>Partiellement résolut</w:t>
+      </w:r>
+    </w:p>
+    <w:p>
+      <w:pPr>
+        <w:pStyle w:val="NormalWeb"/>
+        <w:rPr>
+          <w:lang w:val="fr-FR"/>
+        </w:rPr>
+      </w:pPr>
+      <w:r>
+        <w:rPr>
+          <w:lang w:val="fr-FR"/>
+        </w:rPr>
+        <w:tab/>
+      </w:r>
+    </w:p>
+    <w:p>
+      <w:pPr>
+        <w:pStyle w:val="NormalWeb"/>
+        <w:rPr>
+          <w:lang w:val="fr-FR"/>
+        </w:rPr>
+      </w:pPr>
+      <w:r>
+        <w:rPr>
+          <w:lang w:val="fr-FR"/>
+        </w:rPr>
+        <w:t>Le cout possible</w:t>
+      </w:r>
+    </w:p>
+    <w:p>
+      <w:pPr>
+        <w:pStyle w:val="NormalWeb"/>
+        <w:rPr>
+          <w:lang w:val="fr-FR"/>
+        </w:rPr>
+      </w:pPr>
+      <w:r>
+        <w:rPr>
+          <w:lang w:val="fr-FR"/>
+        </w:rPr>
+        <w:t xml:space="preserve">La complexité des </w:t>
+      </w:r>
+      <w:proofErr w:type="spellStart"/>
+      <w:r>
+        <w:rPr>
+          <w:lang w:val="fr-FR"/>
+        </w:rPr>
+        <w:t>piéces</w:t>
+      </w:r>
+      <w:proofErr w:type="spellEnd"/>
+      <w:r>
+        <w:rPr>
+          <w:lang w:val="fr-FR"/>
+        </w:rPr>
+        <w:t xml:space="preserve">/ la disposition du STL </w:t>
+      </w:r>
+    </w:p>
+    <w:p>
+      <w:pPr>
+        <w:pStyle w:val="NormalWeb"/>
+        <w:rPr>
+          <w:lang w:val="fr-FR"/>
+        </w:rPr>
+      </w:pPr>
     </w:p>
     <w:p/>
     <w:sectPr>
@@ -46,6 +757,887 @@
     </w:sectPr>
   </w:body>
 </w:document>
+</file>
+
+<file path=word/numbering.xml><?xml version="1.0" encoding="utf-8"?>
+<w:numbering xmlns:wpc="http://schemas.microsoft.com/office/word/2010/wordprocessingCanvas" xmlns:cx="http://schemas.microsoft.com/office/drawing/2014/chartex" xmlns:cx1="http://schemas.microsoft.com/office/drawing/2015/9/8/chartex" xmlns:cx2="http://schemas.microsoft.com/office/drawing/2015/10/21/chartex" xmlns:cx3="http://schemas.microsoft.com/office/drawing/2016/5/9/chartex" xmlns:cx4="http://schemas.microsoft.com/office/drawing/2016/5/10/chartex" xmlns:cx5="http://schemas.microsoft.com/office/drawing/2016/5/11/chartex" xmlns:cx6="http://schemas.microsoft.com/office/drawing/2016/5/12/chartex" xmlns:cx7="http://schemas.microsoft.com/office/drawing/2016/5/13/chartex" xmlns:cx8="http://schemas.microsoft.com/office/drawing/2016/5/14/chartex" xmlns:mc="http://schemas.openxmlformats.org/markup-compatibility/2006" xmlns:aink="http://schemas.microsoft.com/office/drawing/2016/ink" xmlns:am3d="http://schemas.microsoft.com/office/drawing/2017/model3d" xmlns:o="urn:schemas-microsoft-com:office:office" xmlns:oel="http://schemas.microsoft.com/office/2019/extlst" xmlns:r="http://schemas.openxmlformats.org/officeDocument/2006/relationships" xmlns:m="http://schemas.openxmlformats.org/officeDocument/2006/math" xmlns:v="urn:schemas-microsoft-com:vml" xmlns:wp14="http://schemas.microsoft.com/office/word/2010/wordprocessingDrawing" xmlns:wp="http://schemas.openxmlformats.org/drawingml/2006/wordprocessingDrawing" xmlns:w10="urn:schemas-microsoft-com:office:word" xmlns:w="http://schemas.openxmlformats.org/wordprocessingml/2006/main" xmlns:w14="http://schemas.microsoft.com/office/word/2010/wordml" xmlns:w15="http://schemas.microsoft.com/office/word/2012/wordml" xmlns:w16cex="http://schemas.microsoft.com/office/word/2018/wordml/cex" xmlns:w16cid="http://schemas.microsoft.com/office/word/2016/wordml/cid" xmlns:w16="http://schemas.microsoft.com/office/word/2018/wordml" xmlns:w16du="http://schemas.microsoft.com/office/word/2023/wordml/word16du" xmlns:w16sdtdh="http://schemas.microsoft.com/office/word/2020/wordml/sdtdatahash" xmlns:w16sdtfl="http://schemas.microsoft.com/office/word/2024/wordml/sdtformatlock" xmlns:w16se="http://schemas.microsoft.com/office/word/2015/wordml/symex" xmlns:wpg="http://schemas.microsoft.com/office/word/2010/wordprocessingGroup" xmlns:wpi="http://schemas.microsoft.com/office/word/2010/wordprocessingInk" xmlns:wne="http://schemas.microsoft.com/office/word/2006/wordml" xmlns:wps="http://schemas.microsoft.com/office/word/2010/wordprocessingShape" mc:Ignorable="w14 w15 w16se w16cid w16 w16cex w16sdtdh w16sdtfl w16du wp14">
+  <w:abstractNum w:abstractNumId="0" w15:restartNumberingAfterBreak="0">
+    <w:nsid w:val="0D383FB9"/>
+    <w:multiLevelType w:val="multilevel"/>
+    <w:tmpl w:val="AE18454A"/>
+    <w:lvl w:ilvl="0">
+      <w:start w:val="1"/>
+      <w:numFmt w:val="bullet"/>
+      <w:lvlText w:val=""/>
+      <w:lvlJc w:val="left"/>
+      <w:pPr>
+        <w:tabs>
+          <w:tab w:val="num" w:pos="720"/>
+        </w:tabs>
+        <w:ind w:left="720" w:hanging="360"/>
+      </w:pPr>
+      <w:rPr>
+        <w:rFonts w:ascii="Symbol" w:hAnsi="Symbol" w:hint="default"/>
+        <w:sz w:val="20"/>
+      </w:rPr>
+    </w:lvl>
+    <w:lvl w:ilvl="1" w:tentative="1">
+      <w:start w:val="1"/>
+      <w:numFmt w:val="bullet"/>
+      <w:lvlText w:val="o"/>
+      <w:lvlJc w:val="left"/>
+      <w:pPr>
+        <w:tabs>
+          <w:tab w:val="num" w:pos="1440"/>
+        </w:tabs>
+        <w:ind w:left="1440" w:hanging="360"/>
+      </w:pPr>
+      <w:rPr>
+        <w:rFonts w:ascii="Courier New" w:hAnsi="Courier New" w:hint="default"/>
+        <w:sz w:val="20"/>
+      </w:rPr>
+    </w:lvl>
+    <w:lvl w:ilvl="2" w:tentative="1">
+      <w:start w:val="1"/>
+      <w:numFmt w:val="bullet"/>
+      <w:lvlText w:val=""/>
+      <w:lvlJc w:val="left"/>
+      <w:pPr>
+        <w:tabs>
+          <w:tab w:val="num" w:pos="2160"/>
+        </w:tabs>
+        <w:ind w:left="2160" w:hanging="360"/>
+      </w:pPr>
+      <w:rPr>
+        <w:rFonts w:ascii="Wingdings" w:hAnsi="Wingdings" w:hint="default"/>
+        <w:sz w:val="20"/>
+      </w:rPr>
+    </w:lvl>
+    <w:lvl w:ilvl="3" w:tentative="1">
+      <w:start w:val="1"/>
+      <w:numFmt w:val="bullet"/>
+      <w:lvlText w:val=""/>
+      <w:lvlJc w:val="left"/>
+      <w:pPr>
+        <w:tabs>
+          <w:tab w:val="num" w:pos="2880"/>
+        </w:tabs>
+        <w:ind w:left="2880" w:hanging="360"/>
+      </w:pPr>
+      <w:rPr>
+        <w:rFonts w:ascii="Wingdings" w:hAnsi="Wingdings" w:hint="default"/>
+        <w:sz w:val="20"/>
+      </w:rPr>
+    </w:lvl>
+    <w:lvl w:ilvl="4" w:tentative="1">
+      <w:start w:val="1"/>
+      <w:numFmt w:val="bullet"/>
+      <w:lvlText w:val=""/>
+      <w:lvlJc w:val="left"/>
+      <w:pPr>
+        <w:tabs>
+          <w:tab w:val="num" w:pos="3600"/>
+        </w:tabs>
+        <w:ind w:left="3600" w:hanging="360"/>
+      </w:pPr>
+      <w:rPr>
+        <w:rFonts w:ascii="Wingdings" w:hAnsi="Wingdings" w:hint="default"/>
+        <w:sz w:val="20"/>
+      </w:rPr>
+    </w:lvl>
+    <w:lvl w:ilvl="5" w:tentative="1">
+      <w:start w:val="1"/>
+      <w:numFmt w:val="bullet"/>
+      <w:lvlText w:val=""/>
+      <w:lvlJc w:val="left"/>
+      <w:pPr>
+        <w:tabs>
+          <w:tab w:val="num" w:pos="4320"/>
+        </w:tabs>
+        <w:ind w:left="4320" w:hanging="360"/>
+      </w:pPr>
+      <w:rPr>
+        <w:rFonts w:ascii="Wingdings" w:hAnsi="Wingdings" w:hint="default"/>
+        <w:sz w:val="20"/>
+      </w:rPr>
+    </w:lvl>
+    <w:lvl w:ilvl="6" w:tentative="1">
+      <w:start w:val="1"/>
+      <w:numFmt w:val="bullet"/>
+      <w:lvlText w:val=""/>
+      <w:lvlJc w:val="left"/>
+      <w:pPr>
+        <w:tabs>
+          <w:tab w:val="num" w:pos="5040"/>
+        </w:tabs>
+        <w:ind w:left="5040" w:hanging="360"/>
+      </w:pPr>
+      <w:rPr>
+        <w:rFonts w:ascii="Wingdings" w:hAnsi="Wingdings" w:hint="default"/>
+        <w:sz w:val="20"/>
+      </w:rPr>
+    </w:lvl>
+    <w:lvl w:ilvl="7" w:tentative="1">
+      <w:start w:val="1"/>
+      <w:numFmt w:val="bullet"/>
+      <w:lvlText w:val=""/>
+      <w:lvlJc w:val="left"/>
+      <w:pPr>
+        <w:tabs>
+          <w:tab w:val="num" w:pos="5760"/>
+        </w:tabs>
+        <w:ind w:left="5760" w:hanging="360"/>
+      </w:pPr>
+      <w:rPr>
+        <w:rFonts w:ascii="Wingdings" w:hAnsi="Wingdings" w:hint="default"/>
+        <w:sz w:val="20"/>
+      </w:rPr>
+    </w:lvl>
+    <w:lvl w:ilvl="8" w:tentative="1">
+      <w:start w:val="1"/>
+      <w:numFmt w:val="bullet"/>
+      <w:lvlText w:val=""/>
+      <w:lvlJc w:val="left"/>
+      <w:pPr>
+        <w:tabs>
+          <w:tab w:val="num" w:pos="6480"/>
+        </w:tabs>
+        <w:ind w:left="6480" w:hanging="360"/>
+      </w:pPr>
+      <w:rPr>
+        <w:rFonts w:ascii="Wingdings" w:hAnsi="Wingdings" w:hint="default"/>
+        <w:sz w:val="20"/>
+      </w:rPr>
+    </w:lvl>
+  </w:abstractNum>
+  <w:abstractNum w:abstractNumId="1" w15:restartNumberingAfterBreak="0">
+    <w:nsid w:val="0DE65EEA"/>
+    <w:multiLevelType w:val="multilevel"/>
+    <w:tmpl w:val="F93E709A"/>
+    <w:lvl w:ilvl="0">
+      <w:start w:val="1"/>
+      <w:numFmt w:val="bullet"/>
+      <w:lvlText w:val=""/>
+      <w:lvlJc w:val="left"/>
+      <w:pPr>
+        <w:tabs>
+          <w:tab w:val="num" w:pos="720"/>
+        </w:tabs>
+        <w:ind w:left="720" w:hanging="360"/>
+      </w:pPr>
+      <w:rPr>
+        <w:rFonts w:ascii="Symbol" w:hAnsi="Symbol" w:hint="default"/>
+        <w:sz w:val="20"/>
+      </w:rPr>
+    </w:lvl>
+    <w:lvl w:ilvl="1" w:tentative="1">
+      <w:start w:val="1"/>
+      <w:numFmt w:val="bullet"/>
+      <w:lvlText w:val="o"/>
+      <w:lvlJc w:val="left"/>
+      <w:pPr>
+        <w:tabs>
+          <w:tab w:val="num" w:pos="1440"/>
+        </w:tabs>
+        <w:ind w:left="1440" w:hanging="360"/>
+      </w:pPr>
+      <w:rPr>
+        <w:rFonts w:ascii="Courier New" w:hAnsi="Courier New" w:hint="default"/>
+        <w:sz w:val="20"/>
+      </w:rPr>
+    </w:lvl>
+    <w:lvl w:ilvl="2" w:tentative="1">
+      <w:start w:val="1"/>
+      <w:numFmt w:val="bullet"/>
+      <w:lvlText w:val=""/>
+      <w:lvlJc w:val="left"/>
+      <w:pPr>
+        <w:tabs>
+          <w:tab w:val="num" w:pos="2160"/>
+        </w:tabs>
+        <w:ind w:left="2160" w:hanging="360"/>
+      </w:pPr>
+      <w:rPr>
+        <w:rFonts w:ascii="Wingdings" w:hAnsi="Wingdings" w:hint="default"/>
+        <w:sz w:val="20"/>
+      </w:rPr>
+    </w:lvl>
+    <w:lvl w:ilvl="3" w:tentative="1">
+      <w:start w:val="1"/>
+      <w:numFmt w:val="bullet"/>
+      <w:lvlText w:val=""/>
+      <w:lvlJc w:val="left"/>
+      <w:pPr>
+        <w:tabs>
+          <w:tab w:val="num" w:pos="2880"/>
+        </w:tabs>
+        <w:ind w:left="2880" w:hanging="360"/>
+      </w:pPr>
+      <w:rPr>
+        <w:rFonts w:ascii="Wingdings" w:hAnsi="Wingdings" w:hint="default"/>
+        <w:sz w:val="20"/>
+      </w:rPr>
+    </w:lvl>
+    <w:lvl w:ilvl="4" w:tentative="1">
+      <w:start w:val="1"/>
+      <w:numFmt w:val="bullet"/>
+      <w:lvlText w:val=""/>
+      <w:lvlJc w:val="left"/>
+      <w:pPr>
+        <w:tabs>
+          <w:tab w:val="num" w:pos="3600"/>
+        </w:tabs>
+        <w:ind w:left="3600" w:hanging="360"/>
+      </w:pPr>
+      <w:rPr>
+        <w:rFonts w:ascii="Wingdings" w:hAnsi="Wingdings" w:hint="default"/>
+        <w:sz w:val="20"/>
+      </w:rPr>
+    </w:lvl>
+    <w:lvl w:ilvl="5" w:tentative="1">
+      <w:start w:val="1"/>
+      <w:numFmt w:val="bullet"/>
+      <w:lvlText w:val=""/>
+      <w:lvlJc w:val="left"/>
+      <w:pPr>
+        <w:tabs>
+          <w:tab w:val="num" w:pos="4320"/>
+        </w:tabs>
+        <w:ind w:left="4320" w:hanging="360"/>
+      </w:pPr>
+      <w:rPr>
+        <w:rFonts w:ascii="Wingdings" w:hAnsi="Wingdings" w:hint="default"/>
+        <w:sz w:val="20"/>
+      </w:rPr>
+    </w:lvl>
+    <w:lvl w:ilvl="6" w:tentative="1">
+      <w:start w:val="1"/>
+      <w:numFmt w:val="bullet"/>
+      <w:lvlText w:val=""/>
+      <w:lvlJc w:val="left"/>
+      <w:pPr>
+        <w:tabs>
+          <w:tab w:val="num" w:pos="5040"/>
+        </w:tabs>
+        <w:ind w:left="5040" w:hanging="360"/>
+      </w:pPr>
+      <w:rPr>
+        <w:rFonts w:ascii="Wingdings" w:hAnsi="Wingdings" w:hint="default"/>
+        <w:sz w:val="20"/>
+      </w:rPr>
+    </w:lvl>
+    <w:lvl w:ilvl="7" w:tentative="1">
+      <w:start w:val="1"/>
+      <w:numFmt w:val="bullet"/>
+      <w:lvlText w:val=""/>
+      <w:lvlJc w:val="left"/>
+      <w:pPr>
+        <w:tabs>
+          <w:tab w:val="num" w:pos="5760"/>
+        </w:tabs>
+        <w:ind w:left="5760" w:hanging="360"/>
+      </w:pPr>
+      <w:rPr>
+        <w:rFonts w:ascii="Wingdings" w:hAnsi="Wingdings" w:hint="default"/>
+        <w:sz w:val="20"/>
+      </w:rPr>
+    </w:lvl>
+    <w:lvl w:ilvl="8" w:tentative="1">
+      <w:start w:val="1"/>
+      <w:numFmt w:val="bullet"/>
+      <w:lvlText w:val=""/>
+      <w:lvlJc w:val="left"/>
+      <w:pPr>
+        <w:tabs>
+          <w:tab w:val="num" w:pos="6480"/>
+        </w:tabs>
+        <w:ind w:left="6480" w:hanging="360"/>
+      </w:pPr>
+      <w:rPr>
+        <w:rFonts w:ascii="Wingdings" w:hAnsi="Wingdings" w:hint="default"/>
+        <w:sz w:val="20"/>
+      </w:rPr>
+    </w:lvl>
+  </w:abstractNum>
+  <w:abstractNum w:abstractNumId="2" w15:restartNumberingAfterBreak="0">
+    <w:nsid w:val="2B9B176D"/>
+    <w:multiLevelType w:val="multilevel"/>
+    <w:tmpl w:val="D2CEC982"/>
+    <w:lvl w:ilvl="0">
+      <w:start w:val="1"/>
+      <w:numFmt w:val="bullet"/>
+      <w:lvlText w:val=""/>
+      <w:lvlJc w:val="left"/>
+      <w:pPr>
+        <w:tabs>
+          <w:tab w:val="num" w:pos="720"/>
+        </w:tabs>
+        <w:ind w:left="720" w:hanging="360"/>
+      </w:pPr>
+      <w:rPr>
+        <w:rFonts w:ascii="Symbol" w:hAnsi="Symbol" w:hint="default"/>
+        <w:sz w:val="20"/>
+      </w:rPr>
+    </w:lvl>
+    <w:lvl w:ilvl="1" w:tentative="1">
+      <w:start w:val="1"/>
+      <w:numFmt w:val="bullet"/>
+      <w:lvlText w:val="o"/>
+      <w:lvlJc w:val="left"/>
+      <w:pPr>
+        <w:tabs>
+          <w:tab w:val="num" w:pos="1440"/>
+        </w:tabs>
+        <w:ind w:left="1440" w:hanging="360"/>
+      </w:pPr>
+      <w:rPr>
+        <w:rFonts w:ascii="Courier New" w:hAnsi="Courier New" w:hint="default"/>
+        <w:sz w:val="20"/>
+      </w:rPr>
+    </w:lvl>
+    <w:lvl w:ilvl="2" w:tentative="1">
+      <w:start w:val="1"/>
+      <w:numFmt w:val="bullet"/>
+      <w:lvlText w:val=""/>
+      <w:lvlJc w:val="left"/>
+      <w:pPr>
+        <w:tabs>
+          <w:tab w:val="num" w:pos="2160"/>
+        </w:tabs>
+        <w:ind w:left="2160" w:hanging="360"/>
+      </w:pPr>
+      <w:rPr>
+        <w:rFonts w:ascii="Wingdings" w:hAnsi="Wingdings" w:hint="default"/>
+        <w:sz w:val="20"/>
+      </w:rPr>
+    </w:lvl>
+    <w:lvl w:ilvl="3" w:tentative="1">
+      <w:start w:val="1"/>
+      <w:numFmt w:val="bullet"/>
+      <w:lvlText w:val=""/>
+      <w:lvlJc w:val="left"/>
+      <w:pPr>
+        <w:tabs>
+          <w:tab w:val="num" w:pos="2880"/>
+        </w:tabs>
+        <w:ind w:left="2880" w:hanging="360"/>
+      </w:pPr>
+      <w:rPr>
+        <w:rFonts w:ascii="Wingdings" w:hAnsi="Wingdings" w:hint="default"/>
+        <w:sz w:val="20"/>
+      </w:rPr>
+    </w:lvl>
+    <w:lvl w:ilvl="4" w:tentative="1">
+      <w:start w:val="1"/>
+      <w:numFmt w:val="bullet"/>
+      <w:lvlText w:val=""/>
+      <w:lvlJc w:val="left"/>
+      <w:pPr>
+        <w:tabs>
+          <w:tab w:val="num" w:pos="3600"/>
+        </w:tabs>
+        <w:ind w:left="3600" w:hanging="360"/>
+      </w:pPr>
+      <w:rPr>
+        <w:rFonts w:ascii="Wingdings" w:hAnsi="Wingdings" w:hint="default"/>
+        <w:sz w:val="20"/>
+      </w:rPr>
+    </w:lvl>
+    <w:lvl w:ilvl="5" w:tentative="1">
+      <w:start w:val="1"/>
+      <w:numFmt w:val="bullet"/>
+      <w:lvlText w:val=""/>
+      <w:lvlJc w:val="left"/>
+      <w:pPr>
+        <w:tabs>
+          <w:tab w:val="num" w:pos="4320"/>
+        </w:tabs>
+        <w:ind w:left="4320" w:hanging="360"/>
+      </w:pPr>
+      <w:rPr>
+        <w:rFonts w:ascii="Wingdings" w:hAnsi="Wingdings" w:hint="default"/>
+        <w:sz w:val="20"/>
+      </w:rPr>
+    </w:lvl>
+    <w:lvl w:ilvl="6" w:tentative="1">
+      <w:start w:val="1"/>
+      <w:numFmt w:val="bullet"/>
+      <w:lvlText w:val=""/>
+      <w:lvlJc w:val="left"/>
+      <w:pPr>
+        <w:tabs>
+          <w:tab w:val="num" w:pos="5040"/>
+        </w:tabs>
+        <w:ind w:left="5040" w:hanging="360"/>
+      </w:pPr>
+      <w:rPr>
+        <w:rFonts w:ascii="Wingdings" w:hAnsi="Wingdings" w:hint="default"/>
+        <w:sz w:val="20"/>
+      </w:rPr>
+    </w:lvl>
+    <w:lvl w:ilvl="7" w:tentative="1">
+      <w:start w:val="1"/>
+      <w:numFmt w:val="bullet"/>
+      <w:lvlText w:val=""/>
+      <w:lvlJc w:val="left"/>
+      <w:pPr>
+        <w:tabs>
+          <w:tab w:val="num" w:pos="5760"/>
+        </w:tabs>
+        <w:ind w:left="5760" w:hanging="360"/>
+      </w:pPr>
+      <w:rPr>
+        <w:rFonts w:ascii="Wingdings" w:hAnsi="Wingdings" w:hint="default"/>
+        <w:sz w:val="20"/>
+      </w:rPr>
+    </w:lvl>
+    <w:lvl w:ilvl="8" w:tentative="1">
+      <w:start w:val="1"/>
+      <w:numFmt w:val="bullet"/>
+      <w:lvlText w:val=""/>
+      <w:lvlJc w:val="left"/>
+      <w:pPr>
+        <w:tabs>
+          <w:tab w:val="num" w:pos="6480"/>
+        </w:tabs>
+        <w:ind w:left="6480" w:hanging="360"/>
+      </w:pPr>
+      <w:rPr>
+        <w:rFonts w:ascii="Wingdings" w:hAnsi="Wingdings" w:hint="default"/>
+        <w:sz w:val="20"/>
+      </w:rPr>
+    </w:lvl>
+  </w:abstractNum>
+  <w:abstractNum w:abstractNumId="3" w15:restartNumberingAfterBreak="0">
+    <w:nsid w:val="31E301B5"/>
+    <w:multiLevelType w:val="multilevel"/>
+    <w:tmpl w:val="519EAC6A"/>
+    <w:lvl w:ilvl="0">
+      <w:start w:val="1"/>
+      <w:numFmt w:val="bullet"/>
+      <w:lvlText w:val=""/>
+      <w:lvlJc w:val="left"/>
+      <w:pPr>
+        <w:tabs>
+          <w:tab w:val="num" w:pos="720"/>
+        </w:tabs>
+        <w:ind w:left="720" w:hanging="360"/>
+      </w:pPr>
+      <w:rPr>
+        <w:rFonts w:ascii="Symbol" w:hAnsi="Symbol" w:hint="default"/>
+        <w:sz w:val="20"/>
+      </w:rPr>
+    </w:lvl>
+    <w:lvl w:ilvl="1" w:tentative="1">
+      <w:start w:val="1"/>
+      <w:numFmt w:val="bullet"/>
+      <w:lvlText w:val="o"/>
+      <w:lvlJc w:val="left"/>
+      <w:pPr>
+        <w:tabs>
+          <w:tab w:val="num" w:pos="1440"/>
+        </w:tabs>
+        <w:ind w:left="1440" w:hanging="360"/>
+      </w:pPr>
+      <w:rPr>
+        <w:rFonts w:ascii="Courier New" w:hAnsi="Courier New" w:hint="default"/>
+        <w:sz w:val="20"/>
+      </w:rPr>
+    </w:lvl>
+    <w:lvl w:ilvl="2" w:tentative="1">
+      <w:start w:val="1"/>
+      <w:numFmt w:val="bullet"/>
+      <w:lvlText w:val=""/>
+      <w:lvlJc w:val="left"/>
+      <w:pPr>
+        <w:tabs>
+          <w:tab w:val="num" w:pos="2160"/>
+        </w:tabs>
+        <w:ind w:left="2160" w:hanging="360"/>
+      </w:pPr>
+      <w:rPr>
+        <w:rFonts w:ascii="Wingdings" w:hAnsi="Wingdings" w:hint="default"/>
+        <w:sz w:val="20"/>
+      </w:rPr>
+    </w:lvl>
+    <w:lvl w:ilvl="3" w:tentative="1">
+      <w:start w:val="1"/>
+      <w:numFmt w:val="bullet"/>
+      <w:lvlText w:val=""/>
+      <w:lvlJc w:val="left"/>
+      <w:pPr>
+        <w:tabs>
+          <w:tab w:val="num" w:pos="2880"/>
+        </w:tabs>
+        <w:ind w:left="2880" w:hanging="360"/>
+      </w:pPr>
+      <w:rPr>
+        <w:rFonts w:ascii="Wingdings" w:hAnsi="Wingdings" w:hint="default"/>
+        <w:sz w:val="20"/>
+      </w:rPr>
+    </w:lvl>
+    <w:lvl w:ilvl="4" w:tentative="1">
+      <w:start w:val="1"/>
+      <w:numFmt w:val="bullet"/>
+      <w:lvlText w:val=""/>
+      <w:lvlJc w:val="left"/>
+      <w:pPr>
+        <w:tabs>
+          <w:tab w:val="num" w:pos="3600"/>
+        </w:tabs>
+        <w:ind w:left="3600" w:hanging="360"/>
+      </w:pPr>
+      <w:rPr>
+        <w:rFonts w:ascii="Wingdings" w:hAnsi="Wingdings" w:hint="default"/>
+        <w:sz w:val="20"/>
+      </w:rPr>
+    </w:lvl>
+    <w:lvl w:ilvl="5" w:tentative="1">
+      <w:start w:val="1"/>
+      <w:numFmt w:val="bullet"/>
+      <w:lvlText w:val=""/>
+      <w:lvlJc w:val="left"/>
+      <w:pPr>
+        <w:tabs>
+          <w:tab w:val="num" w:pos="4320"/>
+        </w:tabs>
+        <w:ind w:left="4320" w:hanging="360"/>
+      </w:pPr>
+      <w:rPr>
+        <w:rFonts w:ascii="Wingdings" w:hAnsi="Wingdings" w:hint="default"/>
+        <w:sz w:val="20"/>
+      </w:rPr>
+    </w:lvl>
+    <w:lvl w:ilvl="6" w:tentative="1">
+      <w:start w:val="1"/>
+      <w:numFmt w:val="bullet"/>
+      <w:lvlText w:val=""/>
+      <w:lvlJc w:val="left"/>
+      <w:pPr>
+        <w:tabs>
+          <w:tab w:val="num" w:pos="5040"/>
+        </w:tabs>
+        <w:ind w:left="5040" w:hanging="360"/>
+      </w:pPr>
+      <w:rPr>
+        <w:rFonts w:ascii="Wingdings" w:hAnsi="Wingdings" w:hint="default"/>
+        <w:sz w:val="20"/>
+      </w:rPr>
+    </w:lvl>
+    <w:lvl w:ilvl="7" w:tentative="1">
+      <w:start w:val="1"/>
+      <w:numFmt w:val="bullet"/>
+      <w:lvlText w:val=""/>
+      <w:lvlJc w:val="left"/>
+      <w:pPr>
+        <w:tabs>
+          <w:tab w:val="num" w:pos="5760"/>
+        </w:tabs>
+        <w:ind w:left="5760" w:hanging="360"/>
+      </w:pPr>
+      <w:rPr>
+        <w:rFonts w:ascii="Wingdings" w:hAnsi="Wingdings" w:hint="default"/>
+        <w:sz w:val="20"/>
+      </w:rPr>
+    </w:lvl>
+    <w:lvl w:ilvl="8" w:tentative="1">
+      <w:start w:val="1"/>
+      <w:numFmt w:val="bullet"/>
+      <w:lvlText w:val=""/>
+      <w:lvlJc w:val="left"/>
+      <w:pPr>
+        <w:tabs>
+          <w:tab w:val="num" w:pos="6480"/>
+        </w:tabs>
+        <w:ind w:left="6480" w:hanging="360"/>
+      </w:pPr>
+      <w:rPr>
+        <w:rFonts w:ascii="Wingdings" w:hAnsi="Wingdings" w:hint="default"/>
+        <w:sz w:val="20"/>
+      </w:rPr>
+    </w:lvl>
+  </w:abstractNum>
+  <w:abstractNum w:abstractNumId="4" w15:restartNumberingAfterBreak="0">
+    <w:nsid w:val="644A25BD"/>
+    <w:multiLevelType w:val="hybridMultilevel"/>
+    <w:tmpl w:val="5C64C6E8"/>
+    <w:lvl w:ilvl="0" w:tplc="2C0A0001">
+      <w:start w:val="1"/>
+      <w:numFmt w:val="bullet"/>
+      <w:lvlText w:val=""/>
+      <w:lvlJc w:val="left"/>
+      <w:pPr>
+        <w:ind w:left="720" w:hanging="360"/>
+      </w:pPr>
+      <w:rPr>
+        <w:rFonts w:ascii="Symbol" w:hAnsi="Symbol" w:hint="default"/>
+      </w:rPr>
+    </w:lvl>
+    <w:lvl w:ilvl="1" w:tplc="2C0A0003">
+      <w:start w:val="1"/>
+      <w:numFmt w:val="bullet"/>
+      <w:lvlText w:val="o"/>
+      <w:lvlJc w:val="left"/>
+      <w:pPr>
+        <w:ind w:left="1440" w:hanging="360"/>
+      </w:pPr>
+      <w:rPr>
+        <w:rFonts w:ascii="Courier New" w:hAnsi="Courier New" w:cs="Courier New" w:hint="default"/>
+      </w:rPr>
+    </w:lvl>
+    <w:lvl w:ilvl="2" w:tplc="2C0A0005" w:tentative="1">
+      <w:start w:val="1"/>
+      <w:numFmt w:val="bullet"/>
+      <w:lvlText w:val=""/>
+      <w:lvlJc w:val="left"/>
+      <w:pPr>
+        <w:ind w:left="2160" w:hanging="360"/>
+      </w:pPr>
+      <w:rPr>
+        <w:rFonts w:ascii="Wingdings" w:hAnsi="Wingdings" w:hint="default"/>
+      </w:rPr>
+    </w:lvl>
+    <w:lvl w:ilvl="3" w:tplc="2C0A0001" w:tentative="1">
+      <w:start w:val="1"/>
+      <w:numFmt w:val="bullet"/>
+      <w:lvlText w:val=""/>
+      <w:lvlJc w:val="left"/>
+      <w:pPr>
+        <w:ind w:left="2880" w:hanging="360"/>
+      </w:pPr>
+      <w:rPr>
+        <w:rFonts w:ascii="Symbol" w:hAnsi="Symbol" w:hint="default"/>
+      </w:rPr>
+    </w:lvl>
+    <w:lvl w:ilvl="4" w:tplc="2C0A0003" w:tentative="1">
+      <w:start w:val="1"/>
+      <w:numFmt w:val="bullet"/>
+      <w:lvlText w:val="o"/>
+      <w:lvlJc w:val="left"/>
+      <w:pPr>
+        <w:ind w:left="3600" w:hanging="360"/>
+      </w:pPr>
+      <w:rPr>
+        <w:rFonts w:ascii="Courier New" w:hAnsi="Courier New" w:cs="Courier New" w:hint="default"/>
+      </w:rPr>
+    </w:lvl>
+    <w:lvl w:ilvl="5" w:tplc="2C0A0005" w:tentative="1">
+      <w:start w:val="1"/>
+      <w:numFmt w:val="bullet"/>
+      <w:lvlText w:val=""/>
+      <w:lvlJc w:val="left"/>
+      <w:pPr>
+        <w:ind w:left="4320" w:hanging="360"/>
+      </w:pPr>
+      <w:rPr>
+        <w:rFonts w:ascii="Wingdings" w:hAnsi="Wingdings" w:hint="default"/>
+      </w:rPr>
+    </w:lvl>
+    <w:lvl w:ilvl="6" w:tplc="2C0A0001" w:tentative="1">
+      <w:start w:val="1"/>
+      <w:numFmt w:val="bullet"/>
+      <w:lvlText w:val=""/>
+      <w:lvlJc w:val="left"/>
+      <w:pPr>
+        <w:ind w:left="5040" w:hanging="360"/>
+      </w:pPr>
+      <w:rPr>
+        <w:rFonts w:ascii="Symbol" w:hAnsi="Symbol" w:hint="default"/>
+      </w:rPr>
+    </w:lvl>
+    <w:lvl w:ilvl="7" w:tplc="2C0A0003" w:tentative="1">
+      <w:start w:val="1"/>
+      <w:numFmt w:val="bullet"/>
+      <w:lvlText w:val="o"/>
+      <w:lvlJc w:val="left"/>
+      <w:pPr>
+        <w:ind w:left="5760" w:hanging="360"/>
+      </w:pPr>
+      <w:rPr>
+        <w:rFonts w:ascii="Courier New" w:hAnsi="Courier New" w:cs="Courier New" w:hint="default"/>
+      </w:rPr>
+    </w:lvl>
+    <w:lvl w:ilvl="8" w:tplc="2C0A0005" w:tentative="1">
+      <w:start w:val="1"/>
+      <w:numFmt w:val="bullet"/>
+      <w:lvlText w:val=""/>
+      <w:lvlJc w:val="left"/>
+      <w:pPr>
+        <w:ind w:left="6480" w:hanging="360"/>
+      </w:pPr>
+      <w:rPr>
+        <w:rFonts w:ascii="Wingdings" w:hAnsi="Wingdings" w:hint="default"/>
+      </w:rPr>
+    </w:lvl>
+  </w:abstractNum>
+  <w:abstractNum w:abstractNumId="5" w15:restartNumberingAfterBreak="0">
+    <w:nsid w:val="7DF16347"/>
+    <w:multiLevelType w:val="multilevel"/>
+    <w:tmpl w:val="E5F47A6A"/>
+    <w:lvl w:ilvl="0">
+      <w:start w:val="1"/>
+      <w:numFmt w:val="bullet"/>
+      <w:lvlText w:val=""/>
+      <w:lvlJc w:val="left"/>
+      <w:pPr>
+        <w:tabs>
+          <w:tab w:val="num" w:pos="720"/>
+        </w:tabs>
+        <w:ind w:left="720" w:hanging="360"/>
+      </w:pPr>
+      <w:rPr>
+        <w:rFonts w:ascii="Symbol" w:hAnsi="Symbol" w:hint="default"/>
+        <w:sz w:val="20"/>
+      </w:rPr>
+    </w:lvl>
+    <w:lvl w:ilvl="1" w:tentative="1">
+      <w:start w:val="1"/>
+      <w:numFmt w:val="bullet"/>
+      <w:lvlText w:val="o"/>
+      <w:lvlJc w:val="left"/>
+      <w:pPr>
+        <w:tabs>
+          <w:tab w:val="num" w:pos="1440"/>
+        </w:tabs>
+        <w:ind w:left="1440" w:hanging="360"/>
+      </w:pPr>
+      <w:rPr>
+        <w:rFonts w:ascii="Courier New" w:hAnsi="Courier New" w:hint="default"/>
+        <w:sz w:val="20"/>
+      </w:rPr>
+    </w:lvl>
+    <w:lvl w:ilvl="2" w:tentative="1">
+      <w:start w:val="1"/>
+      <w:numFmt w:val="bullet"/>
+      <w:lvlText w:val=""/>
+      <w:lvlJc w:val="left"/>
+      <w:pPr>
+        <w:tabs>
+          <w:tab w:val="num" w:pos="2160"/>
+        </w:tabs>
+        <w:ind w:left="2160" w:hanging="360"/>
+      </w:pPr>
+      <w:rPr>
+        <w:rFonts w:ascii="Wingdings" w:hAnsi="Wingdings" w:hint="default"/>
+        <w:sz w:val="20"/>
+      </w:rPr>
+    </w:lvl>
+    <w:lvl w:ilvl="3" w:tentative="1">
+      <w:start w:val="1"/>
+      <w:numFmt w:val="bullet"/>
+      <w:lvlText w:val=""/>
+      <w:lvlJc w:val="left"/>
+      <w:pPr>
+        <w:tabs>
+          <w:tab w:val="num" w:pos="2880"/>
+        </w:tabs>
+        <w:ind w:left="2880" w:hanging="360"/>
+      </w:pPr>
+      <w:rPr>
+        <w:rFonts w:ascii="Wingdings" w:hAnsi="Wingdings" w:hint="default"/>
+        <w:sz w:val="20"/>
+      </w:rPr>
+    </w:lvl>
+    <w:lvl w:ilvl="4" w:tentative="1">
+      <w:start w:val="1"/>
+      <w:numFmt w:val="bullet"/>
+      <w:lvlText w:val=""/>
+      <w:lvlJc w:val="left"/>
+      <w:pPr>
+        <w:tabs>
+          <w:tab w:val="num" w:pos="3600"/>
+        </w:tabs>
+        <w:ind w:left="3600" w:hanging="360"/>
+      </w:pPr>
+      <w:rPr>
+        <w:rFonts w:ascii="Wingdings" w:hAnsi="Wingdings" w:hint="default"/>
+        <w:sz w:val="20"/>
+      </w:rPr>
+    </w:lvl>
+    <w:lvl w:ilvl="5" w:tentative="1">
+      <w:start w:val="1"/>
+      <w:numFmt w:val="bullet"/>
+      <w:lvlText w:val=""/>
+      <w:lvlJc w:val="left"/>
+      <w:pPr>
+        <w:tabs>
+          <w:tab w:val="num" w:pos="4320"/>
+        </w:tabs>
+        <w:ind w:left="4320" w:hanging="360"/>
+      </w:pPr>
+      <w:rPr>
+        <w:rFonts w:ascii="Wingdings" w:hAnsi="Wingdings" w:hint="default"/>
+        <w:sz w:val="20"/>
+      </w:rPr>
+    </w:lvl>
+    <w:lvl w:ilvl="6" w:tentative="1">
+      <w:start w:val="1"/>
+      <w:numFmt w:val="bullet"/>
+      <w:lvlText w:val=""/>
+      <w:lvlJc w:val="left"/>
+      <w:pPr>
+        <w:tabs>
+          <w:tab w:val="num" w:pos="5040"/>
+        </w:tabs>
+        <w:ind w:left="5040" w:hanging="360"/>
+      </w:pPr>
+      <w:rPr>
+        <w:rFonts w:ascii="Wingdings" w:hAnsi="Wingdings" w:hint="default"/>
+        <w:sz w:val="20"/>
+      </w:rPr>
+    </w:lvl>
+    <w:lvl w:ilvl="7" w:tentative="1">
+      <w:start w:val="1"/>
+      <w:numFmt w:val="bullet"/>
+      <w:lvlText w:val=""/>
+      <w:lvlJc w:val="left"/>
+      <w:pPr>
+        <w:tabs>
+          <w:tab w:val="num" w:pos="5760"/>
+        </w:tabs>
+        <w:ind w:left="5760" w:hanging="360"/>
+      </w:pPr>
+      <w:rPr>
+        <w:rFonts w:ascii="Wingdings" w:hAnsi="Wingdings" w:hint="default"/>
+        <w:sz w:val="20"/>
+      </w:rPr>
+    </w:lvl>
+    <w:lvl w:ilvl="8" w:tentative="1">
+      <w:start w:val="1"/>
+      <w:numFmt w:val="bullet"/>
+      <w:lvlText w:val=""/>
+      <w:lvlJc w:val="left"/>
+      <w:pPr>
+        <w:tabs>
+          <w:tab w:val="num" w:pos="6480"/>
+        </w:tabs>
+        <w:ind w:left="6480" w:hanging="360"/>
+      </w:pPr>
+      <w:rPr>
+        <w:rFonts w:ascii="Wingdings" w:hAnsi="Wingdings" w:hint="default"/>
+        <w:sz w:val="20"/>
+      </w:rPr>
+    </w:lvl>
+  </w:abstractNum>
+  <w:num w:numId="1" w16cid:durableId="183710949">
+    <w:abstractNumId w:val="4"/>
+  </w:num>
+  <w:num w:numId="2" w16cid:durableId="1760832011">
+    <w:abstractNumId w:val="5"/>
+  </w:num>
+  <w:num w:numId="3" w16cid:durableId="2050177394">
+    <w:abstractNumId w:val="2"/>
+  </w:num>
+  <w:num w:numId="4" w16cid:durableId="1279214854">
+    <w:abstractNumId w:val="0"/>
+  </w:num>
+  <w:num w:numId="5" w16cid:durableId="2075160043">
+    <w:abstractNumId w:val="3"/>
+  </w:num>
+  <w:num w:numId="6" w16cid:durableId="288829128">
+    <w:abstractNumId w:val="1"/>
+  </w:num>
+</w:numbering>
 </file>
 
 <file path=word/styles.xml><?xml version="1.0" encoding="utf-8"?>
@@ -479,7 +2071,6 @@
     <w:next w:val="Normal"/>
     <w:link w:val="Titre2Car"/>
     <w:uiPriority w:val="9"/>
-    <w:semiHidden/>
     <w:unhideWhenUsed/>
     <w:qFormat/>
     <w:rsid w:val="00E723B2"/>
@@ -502,7 +2093,6 @@
     <w:next w:val="Normal"/>
     <w:link w:val="Titre3Car"/>
     <w:uiPriority w:val="9"/>
-    <w:semiHidden/>
     <w:unhideWhenUsed/>
     <w:qFormat/>
     <w:rsid w:val="00E723B2"/>
@@ -696,7 +2286,6 @@
     <w:basedOn w:val="Policepardfaut"/>
     <w:link w:val="Titre2"/>
     <w:uiPriority w:val="9"/>
-    <w:semiHidden/>
     <w:rsid w:val="00E723B2"/>
     <w:rPr>
       <w:rFonts w:asciiTheme="majorHAnsi" w:eastAsiaTheme="majorEastAsia" w:hAnsiTheme="majorHAnsi" w:cstheme="majorBidi"/>
@@ -710,7 +2299,6 @@
     <w:basedOn w:val="Policepardfaut"/>
     <w:link w:val="Titre3"/>
     <w:uiPriority w:val="9"/>
-    <w:semiHidden/>
     <w:rsid w:val="00E723B2"/>
     <w:rPr>
       <w:rFonts w:eastAsiaTheme="majorEastAsia" w:cstheme="majorBidi"/>
@@ -966,6 +2554,34 @@
       <w:smallCaps/>
       <w:color w:val="0F4761" w:themeColor="accent1" w:themeShade="BF"/>
       <w:spacing w:val="5"/>
+    </w:rPr>
+  </w:style>
+  <w:style w:type="paragraph" w:styleId="NormalWeb">
+    <w:name w:val="Normal (Web)"/>
+    <w:basedOn w:val="Normal"/>
+    <w:uiPriority w:val="99"/>
+    <w:semiHidden/>
+    <w:unhideWhenUsed/>
+    <w:rsid w:val="00A82B36"/>
+    <w:pPr>
+      <w:spacing w:before="100" w:beforeAutospacing="1" w:after="100" w:afterAutospacing="1" w:line="240" w:lineRule="auto"/>
+    </w:pPr>
+    <w:rPr>
+      <w:rFonts w:ascii="Times New Roman" w:eastAsia="Times New Roman" w:hAnsi="Times New Roman" w:cs="Times New Roman"/>
+      <w:kern w:val="0"/>
+      <w:lang w:val="es-AR" w:eastAsia="es-AR"/>
+      <w14:ligatures w14:val="none"/>
+    </w:rPr>
+  </w:style>
+  <w:style w:type="character" w:styleId="lev">
+    <w:name w:val="Strong"/>
+    <w:basedOn w:val="Policepardfaut"/>
+    <w:uiPriority w:val="22"/>
+    <w:qFormat/>
+    <w:rsid w:val="00A82B36"/>
+    <w:rPr>
+      <w:b/>
+      <w:bCs/>
     </w:rPr>
   </w:style>
 </w:styles>
